--- a/TP/R1.01/TP3/RapportTP3-R1.01.docx
+++ b/TP/R1.01/TP3/RapportTP3-R1.01.docx
@@ -79,7 +79,7 @@
           </mc:Choice>
           <mc:Fallback>
             <w:pict>
-              <v:rect w14:anchorId="01186842" id="Rectangle 1" o:spid="_x0000_s1026" style="position:absolute;margin-left:153.15pt;margin-top:-11.35pt;width:153pt;height:73pt;z-index:251659264;visibility:visible;mso-wrap-style:square;mso-wrap-distance-left:9pt;mso-wrap-distance-top:0;mso-wrap-distance-right:9pt;mso-wrap-distance-bottom:0;mso-position-horizontal:absolute;mso-position-horizontal-relative:text;mso-position-vertical:absolute;mso-position-vertical-relative:text;v-text-anchor:middle" o:gfxdata="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" filled="f" strokecolor="#e8e8e8 [3214]" strokeweight="1pt"/>
+              <v:rect w14:anchorId="5ED6B767" id="Rectangle 1" o:spid="_x0000_s1026" style="position:absolute;margin-left:153.15pt;margin-top:-11.35pt;width:153pt;height:73pt;z-index:251659264;visibility:visible;mso-wrap-style:square;mso-wrap-distance-left:9pt;mso-wrap-distance-top:0;mso-wrap-distance-right:9pt;mso-wrap-distance-bottom:0;mso-position-horizontal:absolute;mso-position-horizontal-relative:text;mso-position-vertical:absolute;mso-position-vertical-relative:text;v-text-anchor:middle" o:gfxdata="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" filled="f" strokecolor="#e8e8e8 [3214]" strokeweight="1pt"/>
             </w:pict>
           </mc:Fallback>
         </mc:AlternateContent>
@@ -1232,17 +1232,292 @@
       </w:r>
     </w:p>
     <w:p>
+      <w:pPr>
+        <w:jc w:val="center"/>
+      </w:pPr>
       <w:r>
         <w:lastRenderedPageBreak/>
+        <w:drawing>
+          <wp:inline distT="0" distB="0" distL="0" distR="0" wp14:anchorId="79419A1A" wp14:editId="7BEDC7E0">
+            <wp:extent cx="5325218" cy="847843"/>
+            <wp:effectExtent l="0" t="0" r="8890" b="9525"/>
+            <wp:docPr id="1507197961" name="Image 1" descr="Une image contenant texte, Police, capture d’écran&#10;&#10;Description générée automatiquement"/>
+            <wp:cNvGraphicFramePr>
+              <a:graphicFrameLocks xmlns:a="http://schemas.openxmlformats.org/drawingml/2006/main" noChangeAspect="1"/>
+            </wp:cNvGraphicFramePr>
+            <a:graphic xmlns:a="http://schemas.openxmlformats.org/drawingml/2006/main">
+              <a:graphicData uri="http://schemas.openxmlformats.org/drawingml/2006/picture">
+                <pic:pic xmlns:pic="http://schemas.openxmlformats.org/drawingml/2006/picture">
+                  <pic:nvPicPr>
+                    <pic:cNvPr id="1507197961" name="Image 1" descr="Une image contenant texte, Police, capture d’écran&#10;&#10;Description générée automatiquement"/>
+                    <pic:cNvPicPr/>
+                  </pic:nvPicPr>
+                  <pic:blipFill>
+                    <a:blip r:embed="rId22"/>
+                    <a:stretch>
+                      <a:fillRect/>
+                    </a:stretch>
+                  </pic:blipFill>
+                  <pic:spPr>
+                    <a:xfrm>
+                      <a:off x="0" y="0"/>
+                      <a:ext cx="5325218" cy="847843"/>
+                    </a:xfrm>
+                    <a:prstGeom prst="rect">
+                      <a:avLst/>
+                    </a:prstGeom>
+                  </pic:spPr>
+                </pic:pic>
+              </a:graphicData>
+            </a:graphic>
+          </wp:inline>
+        </w:drawing>
+      </w:r>
+      <w:r>
         <w:br/>
       </w:r>
-    </w:p>
-    <w:p/>
+      <w:r>
+        <w:drawing>
+          <wp:inline distT="0" distB="0" distL="0" distR="0" wp14:anchorId="16AE4DEE" wp14:editId="1CCAC9C3">
+            <wp:extent cx="5334744" cy="885949"/>
+            <wp:effectExtent l="0" t="0" r="0" b="9525"/>
+            <wp:docPr id="1203090177" name="Image 1" descr="Une image contenant texte, Police, capture d’écran&#10;&#10;Description générée automatiquement"/>
+            <wp:cNvGraphicFramePr>
+              <a:graphicFrameLocks xmlns:a="http://schemas.openxmlformats.org/drawingml/2006/main" noChangeAspect="1"/>
+            </wp:cNvGraphicFramePr>
+            <a:graphic xmlns:a="http://schemas.openxmlformats.org/drawingml/2006/main">
+              <a:graphicData uri="http://schemas.openxmlformats.org/drawingml/2006/picture">
+                <pic:pic xmlns:pic="http://schemas.openxmlformats.org/drawingml/2006/picture">
+                  <pic:nvPicPr>
+                    <pic:cNvPr id="1203090177" name="Image 1" descr="Une image contenant texte, Police, capture d’écran&#10;&#10;Description générée automatiquement"/>
+                    <pic:cNvPicPr/>
+                  </pic:nvPicPr>
+                  <pic:blipFill>
+                    <a:blip r:embed="rId23"/>
+                    <a:stretch>
+                      <a:fillRect/>
+                    </a:stretch>
+                  </pic:blipFill>
+                  <pic:spPr>
+                    <a:xfrm>
+                      <a:off x="0" y="0"/>
+                      <a:ext cx="5334744" cy="885949"/>
+                    </a:xfrm>
+                    <a:prstGeom prst="rect">
+                      <a:avLst/>
+                    </a:prstGeom>
+                  </pic:spPr>
+                </pic:pic>
+              </a:graphicData>
+            </a:graphic>
+          </wp:inline>
+        </w:drawing>
+      </w:r>
+    </w:p>
+    <w:p>
+      <w:pPr>
+        <w:jc w:val="center"/>
+      </w:pPr>
+      <w:r>
+        <w:t>Ceci montre donc les 2 erreurs avec en premier une année bissextile (2000) donc que février ne peut avoir plus de 29 jours et le deuxième avec une année non bissextile (2001) donc que février ne peut avoir plus de 28 jours.</w:t>
+      </w:r>
+    </w:p>
+    <w:p>
+      <w:pPr>
+        <w:jc w:val="center"/>
+      </w:pPr>
+    </w:p>
+    <w:p>
+      <w:pPr>
+        <w:jc w:val="center"/>
+      </w:pPr>
+      <w:r>
+        <w:drawing>
+          <wp:inline distT="0" distB="0" distL="0" distR="0" wp14:anchorId="5763C6AB" wp14:editId="2D97E632">
+            <wp:extent cx="4420217" cy="895475"/>
+            <wp:effectExtent l="0" t="0" r="0" b="0"/>
+            <wp:docPr id="1085243988" name="Image 1" descr="Une image contenant texte, Police, capture d’écran&#10;&#10;Description générée automatiquement"/>
+            <wp:cNvGraphicFramePr>
+              <a:graphicFrameLocks xmlns:a="http://schemas.openxmlformats.org/drawingml/2006/main" noChangeAspect="1"/>
+            </wp:cNvGraphicFramePr>
+            <a:graphic xmlns:a="http://schemas.openxmlformats.org/drawingml/2006/main">
+              <a:graphicData uri="http://schemas.openxmlformats.org/drawingml/2006/picture">
+                <pic:pic xmlns:pic="http://schemas.openxmlformats.org/drawingml/2006/picture">
+                  <pic:nvPicPr>
+                    <pic:cNvPr id="1085243988" name="Image 1" descr="Une image contenant texte, Police, capture d’écran&#10;&#10;Description générée automatiquement"/>
+                    <pic:cNvPicPr/>
+                  </pic:nvPicPr>
+                  <pic:blipFill>
+                    <a:blip r:embed="rId24"/>
+                    <a:stretch>
+                      <a:fillRect/>
+                    </a:stretch>
+                  </pic:blipFill>
+                  <pic:spPr>
+                    <a:xfrm>
+                      <a:off x="0" y="0"/>
+                      <a:ext cx="4420217" cy="895475"/>
+                    </a:xfrm>
+                    <a:prstGeom prst="rect">
+                      <a:avLst/>
+                    </a:prstGeom>
+                  </pic:spPr>
+                </pic:pic>
+              </a:graphicData>
+            </a:graphic>
+          </wp:inline>
+        </w:drawing>
+      </w:r>
+    </w:p>
+    <w:p>
+      <w:pPr>
+        <w:jc w:val="center"/>
+      </w:pPr>
+      <w:r>
+        <w:drawing>
+          <wp:inline distT="0" distB="0" distL="0" distR="0" wp14:anchorId="1D5A69CF" wp14:editId="1D1E81E3">
+            <wp:extent cx="4363059" cy="828791"/>
+            <wp:effectExtent l="0" t="0" r="0" b="9525"/>
+            <wp:docPr id="514515804" name="Image 1" descr="Une image contenant texte, Police, capture d’écran&#10;&#10;Description générée automatiquement"/>
+            <wp:cNvGraphicFramePr>
+              <a:graphicFrameLocks xmlns:a="http://schemas.openxmlformats.org/drawingml/2006/main" noChangeAspect="1"/>
+            </wp:cNvGraphicFramePr>
+            <a:graphic xmlns:a="http://schemas.openxmlformats.org/drawingml/2006/main">
+              <a:graphicData uri="http://schemas.openxmlformats.org/drawingml/2006/picture">
+                <pic:pic xmlns:pic="http://schemas.openxmlformats.org/drawingml/2006/picture">
+                  <pic:nvPicPr>
+                    <pic:cNvPr id="514515804" name="Image 1" descr="Une image contenant texte, Police, capture d’écran&#10;&#10;Description générée automatiquement"/>
+                    <pic:cNvPicPr/>
+                  </pic:nvPicPr>
+                  <pic:blipFill>
+                    <a:blip r:embed="rId25"/>
+                    <a:stretch>
+                      <a:fillRect/>
+                    </a:stretch>
+                  </pic:blipFill>
+                  <pic:spPr>
+                    <a:xfrm>
+                      <a:off x="0" y="0"/>
+                      <a:ext cx="4363059" cy="828791"/>
+                    </a:xfrm>
+                    <a:prstGeom prst="rect">
+                      <a:avLst/>
+                    </a:prstGeom>
+                  </pic:spPr>
+                </pic:pic>
+              </a:graphicData>
+            </a:graphic>
+          </wp:inline>
+        </w:drawing>
+      </w:r>
+    </w:p>
+    <w:p>
+      <w:pPr>
+        <w:jc w:val="center"/>
+      </w:pPr>
+      <w:r>
+        <w:drawing>
+          <wp:inline distT="0" distB="0" distL="0" distR="0" wp14:anchorId="0CDD1041" wp14:editId="08CB9996">
+            <wp:extent cx="4286848" cy="828791"/>
+            <wp:effectExtent l="0" t="0" r="0" b="9525"/>
+            <wp:docPr id="1119717653" name="Image 1" descr="Une image contenant texte, Police, capture d’écran&#10;&#10;Description générée automatiquement"/>
+            <wp:cNvGraphicFramePr>
+              <a:graphicFrameLocks xmlns:a="http://schemas.openxmlformats.org/drawingml/2006/main" noChangeAspect="1"/>
+            </wp:cNvGraphicFramePr>
+            <a:graphic xmlns:a="http://schemas.openxmlformats.org/drawingml/2006/main">
+              <a:graphicData uri="http://schemas.openxmlformats.org/drawingml/2006/picture">
+                <pic:pic xmlns:pic="http://schemas.openxmlformats.org/drawingml/2006/picture">
+                  <pic:nvPicPr>
+                    <pic:cNvPr id="1119717653" name="Image 1" descr="Une image contenant texte, Police, capture d’écran&#10;&#10;Description générée automatiquement"/>
+                    <pic:cNvPicPr/>
+                  </pic:nvPicPr>
+                  <pic:blipFill>
+                    <a:blip r:embed="rId26"/>
+                    <a:stretch>
+                      <a:fillRect/>
+                    </a:stretch>
+                  </pic:blipFill>
+                  <pic:spPr>
+                    <a:xfrm>
+                      <a:off x="0" y="0"/>
+                      <a:ext cx="4286848" cy="828791"/>
+                    </a:xfrm>
+                    <a:prstGeom prst="rect">
+                      <a:avLst/>
+                    </a:prstGeom>
+                  </pic:spPr>
+                </pic:pic>
+              </a:graphicData>
+            </a:graphic>
+          </wp:inline>
+        </w:drawing>
+      </w:r>
+    </w:p>
+    <w:p>
+      <w:pPr>
+        <w:jc w:val="center"/>
+      </w:pPr>
+      <w:r>
+        <w:drawing>
+          <wp:inline distT="0" distB="0" distL="0" distR="0" wp14:anchorId="1C3CA644" wp14:editId="6C24E271">
+            <wp:extent cx="4410691" cy="819264"/>
+            <wp:effectExtent l="0" t="0" r="9525" b="0"/>
+            <wp:docPr id="874235154" name="Image 1" descr="Une image contenant texte, Police, capture d’écran&#10;&#10;Description générée automatiquement"/>
+            <wp:cNvGraphicFramePr>
+              <a:graphicFrameLocks xmlns:a="http://schemas.openxmlformats.org/drawingml/2006/main" noChangeAspect="1"/>
+            </wp:cNvGraphicFramePr>
+            <a:graphic xmlns:a="http://schemas.openxmlformats.org/drawingml/2006/main">
+              <a:graphicData uri="http://schemas.openxmlformats.org/drawingml/2006/picture">
+                <pic:pic xmlns:pic="http://schemas.openxmlformats.org/drawingml/2006/picture">
+                  <pic:nvPicPr>
+                    <pic:cNvPr id="874235154" name="Image 1" descr="Une image contenant texte, Police, capture d’écran&#10;&#10;Description générée automatiquement"/>
+                    <pic:cNvPicPr/>
+                  </pic:nvPicPr>
+                  <pic:blipFill>
+                    <a:blip r:embed="rId27"/>
+                    <a:stretch>
+                      <a:fillRect/>
+                    </a:stretch>
+                  </pic:blipFill>
+                  <pic:spPr>
+                    <a:xfrm>
+                      <a:off x="0" y="0"/>
+                      <a:ext cx="4410691" cy="819264"/>
+                    </a:xfrm>
+                    <a:prstGeom prst="rect">
+                      <a:avLst/>
+                    </a:prstGeom>
+                  </pic:spPr>
+                </pic:pic>
+              </a:graphicData>
+            </a:graphic>
+          </wp:inline>
+        </w:drawing>
+      </w:r>
+    </w:p>
+    <w:p>
+      <w:pPr>
+        <w:jc w:val="center"/>
+      </w:pPr>
+      <w:r>
+        <w:t>Ce test montre que effectivement on ne peut pas avoir 31 jours dans les mois d’avril, juin, septembre et novembre.</w:t>
+      </w:r>
+    </w:p>
+    <w:p>
+      <w:r>
+        <w:br w:type="page"/>
+      </w:r>
+    </w:p>
+    <w:p>
+      <w:pPr>
+        <w:jc w:val="center"/>
+      </w:pPr>
+    </w:p>
     <w:p/>
     <w:p/>
     <w:sectPr>
-      <w:headerReference w:type="default" r:id="rId22"/>
-      <w:footerReference w:type="default" r:id="rId23"/>
+      <w:headerReference w:type="default" r:id="rId28"/>
+      <w:footerReference w:type="default" r:id="rId29"/>
       <w:pgSz w:w="11906" w:h="16838"/>
       <w:pgMar w:top="1417" w:right="1417" w:bottom="1417" w:left="1417" w:header="708" w:footer="708" w:gutter="0"/>
       <w:cols w:space="708"/>

--- a/TP/R1.01/TP3/RapportTP3-R1.01.docx
+++ b/TP/R1.01/TP3/RapportTP3-R1.01.docx
@@ -321,6 +321,7 @@
       </w:pPr>
       <w:r>
         <w:rPr>
+          <w:noProof/>
           <w:u w:val="single"/>
         </w:rPr>
         <w:drawing>
@@ -385,6 +386,9 @@
         <w:jc w:val="center"/>
       </w:pPr>
       <w:r>
+        <w:rPr>
+          <w:noProof/>
+        </w:rPr>
         <w:drawing>
           <wp:inline distT="0" distB="0" distL="0" distR="0" wp14:anchorId="160D24A2" wp14:editId="557AF353">
             <wp:extent cx="2924583" cy="847843"/>
@@ -435,6 +439,9 @@
         <w:jc w:val="center"/>
       </w:pPr>
       <w:r>
+        <w:rPr>
+          <w:noProof/>
+        </w:rPr>
         <w:drawing>
           <wp:inline distT="0" distB="0" distL="0" distR="0" wp14:anchorId="38DB9482" wp14:editId="5ADD1385">
             <wp:extent cx="2962688" cy="876422"/>
@@ -490,6 +497,9 @@
         <w:jc w:val="center"/>
       </w:pPr>
       <w:r>
+        <w:rPr>
+          <w:noProof/>
+        </w:rPr>
         <w:lastRenderedPageBreak/>
         <w:drawing>
           <wp:inline distT="0" distB="0" distL="0" distR="0" wp14:anchorId="2D447CF3" wp14:editId="3EC1B9BC">
@@ -541,6 +551,9 @@
         <w:jc w:val="center"/>
       </w:pPr>
       <w:r>
+        <w:rPr>
+          <w:noProof/>
+        </w:rPr>
         <w:drawing>
           <wp:inline distT="0" distB="0" distL="0" distR="0" wp14:anchorId="67E36DBC" wp14:editId="1E0C5F28">
             <wp:extent cx="2924583" cy="838317"/>
@@ -591,6 +604,9 @@
         <w:jc w:val="center"/>
       </w:pPr>
       <w:r>
+        <w:rPr>
+          <w:noProof/>
+        </w:rPr>
         <w:drawing>
           <wp:inline distT="0" distB="0" distL="0" distR="0" wp14:anchorId="3DF6E25F" wp14:editId="0106B3F8">
             <wp:extent cx="3915321" cy="847843"/>
@@ -641,6 +657,9 @@
         <w:jc w:val="center"/>
       </w:pPr>
       <w:r>
+        <w:rPr>
+          <w:noProof/>
+        </w:rPr>
         <w:drawing>
           <wp:inline distT="0" distB="0" distL="0" distR="0" wp14:anchorId="3373811C" wp14:editId="607006BB">
             <wp:extent cx="2934109" cy="800212"/>
@@ -756,6 +775,9 @@
         <w:jc w:val="center"/>
       </w:pPr>
       <w:r>
+        <w:rPr>
+          <w:noProof/>
+        </w:rPr>
         <w:drawing>
           <wp:inline distT="0" distB="0" distL="0" distR="0" wp14:anchorId="1E866253" wp14:editId="00569F7D">
             <wp:extent cx="5760720" cy="3752850"/>
@@ -825,6 +847,7 @@
       </w:pPr>
       <w:r>
         <w:rPr>
+          <w:noProof/>
           <w:u w:val="single"/>
         </w:rPr>
         <w:drawing>
@@ -903,6 +926,7 @@
       </w:pPr>
       <w:r>
         <w:rPr>
+          <w:noProof/>
           <w:u w:val="single"/>
         </w:rPr>
         <w:drawing>
@@ -974,6 +998,7 @@
       </w:pPr>
       <w:r>
         <w:rPr>
+          <w:noProof/>
           <w:u w:val="single"/>
         </w:rPr>
         <w:drawing>
@@ -1020,6 +1045,7 @@
       </w:r>
       <w:r>
         <w:rPr>
+          <w:noProof/>
           <w:u w:val="single"/>
         </w:rPr>
         <w:drawing>
@@ -1068,6 +1094,7 @@
       </w:pPr>
       <w:r>
         <w:rPr>
+          <w:noProof/>
           <w:u w:val="single"/>
         </w:rPr>
         <w:drawing>
@@ -1127,6 +1154,9 @@
         </w:rPr>
       </w:pPr>
       <w:r>
+        <w:rPr>
+          <w:noProof/>
+        </w:rPr>
         <w:lastRenderedPageBreak/>
         <w:drawing>
           <wp:inline distT="0" distB="0" distL="0" distR="0" wp14:anchorId="23FB0073" wp14:editId="714C3AC9">
@@ -1189,6 +1219,9 @@
         <w:jc w:val="center"/>
       </w:pPr>
       <w:r>
+        <w:rPr>
+          <w:noProof/>
+        </w:rPr>
         <w:drawing>
           <wp:inline distT="0" distB="0" distL="0" distR="0" wp14:anchorId="1120B7F4" wp14:editId="6EEAF2CB">
             <wp:extent cx="4124901" cy="2505425"/>
@@ -1236,6 +1269,9 @@
         <w:jc w:val="center"/>
       </w:pPr>
       <w:r>
+        <w:rPr>
+          <w:noProof/>
+        </w:rPr>
         <w:lastRenderedPageBreak/>
         <w:drawing>
           <wp:inline distT="0" distB="0" distL="0" distR="0" wp14:anchorId="79419A1A" wp14:editId="7BEDC7E0">
@@ -1277,6 +1313,9 @@
         <w:br/>
       </w:r>
       <w:r>
+        <w:rPr>
+          <w:noProof/>
+        </w:rPr>
         <w:drawing>
           <wp:inline distT="0" distB="0" distL="0" distR="0" wp14:anchorId="16AE4DEE" wp14:editId="1CCAC9C3">
             <wp:extent cx="5334744" cy="885949"/>
@@ -1332,6 +1371,9 @@
         <w:jc w:val="center"/>
       </w:pPr>
       <w:r>
+        <w:rPr>
+          <w:noProof/>
+        </w:rPr>
         <w:drawing>
           <wp:inline distT="0" distB="0" distL="0" distR="0" wp14:anchorId="5763C6AB" wp14:editId="2D97E632">
             <wp:extent cx="4420217" cy="895475"/>
@@ -1374,6 +1416,9 @@
         <w:jc w:val="center"/>
       </w:pPr>
       <w:r>
+        <w:rPr>
+          <w:noProof/>
+        </w:rPr>
         <w:drawing>
           <wp:inline distT="0" distB="0" distL="0" distR="0" wp14:anchorId="1D5A69CF" wp14:editId="1D1E81E3">
             <wp:extent cx="4363059" cy="828791"/>
@@ -1416,6 +1461,9 @@
         <w:jc w:val="center"/>
       </w:pPr>
       <w:r>
+        <w:rPr>
+          <w:noProof/>
+        </w:rPr>
         <w:drawing>
           <wp:inline distT="0" distB="0" distL="0" distR="0" wp14:anchorId="0CDD1041" wp14:editId="08CB9996">
             <wp:extent cx="4286848" cy="828791"/>
@@ -1458,6 +1506,9 @@
         <w:jc w:val="center"/>
       </w:pPr>
       <w:r>
+        <w:rPr>
+          <w:noProof/>
+        </w:rPr>
         <w:drawing>
           <wp:inline distT="0" distB="0" distL="0" distR="0" wp14:anchorId="1C3CA644" wp14:editId="6C24E271">
             <wp:extent cx="4410691" cy="819264"/>
@@ -1500,7 +1551,13 @@
         <w:jc w:val="center"/>
       </w:pPr>
       <w:r>
-        <w:t>Ce test montre que effectivement on ne peut pas avoir 31 jours dans les mois d’avril, juin, septembre et novembre.</w:t>
+        <w:t xml:space="preserve">Ce test montre </w:t>
+      </w:r>
+      <w:r>
+        <w:t>qu’effectivement</w:t>
+      </w:r>
+      <w:r>
+        <w:t xml:space="preserve"> on ne peut pas avoir 31 jours dans les mois d’avril, juin, septembre et novembre.</w:t>
       </w:r>
     </w:p>
     <w:p>
@@ -1638,34 +1695,16 @@
   <w:p>
     <w:pPr>
       <w:pStyle w:val="Pieddepage"/>
-      <w:rPr>
-        <w:lang w:val="en-US"/>
-      </w:rPr>
     </w:pPr>
     <w:r>
-      <w:rPr>
-        <w:lang w:val="en-US"/>
-      </w:rPr>
       <w:t>TP03_DIDRY_Jules_G3A.docx</w:t>
     </w:r>
     <w:r>
-      <w:rPr>
-        <w:lang w:val="en-US"/>
-      </w:rPr>
       <w:tab/>
     </w:r>
     <w:r>
-      <w:rPr>
-        <w:lang w:val="en-US"/>
-      </w:rPr>
       <w:tab/>
-      <w:t>3</w:t>
-    </w:r>
-    <w:r>
-      <w:rPr>
-        <w:lang w:val="en-US"/>
-      </w:rPr>
-      <w:t>0/09/2024</w:t>
+      <w:t>30/09/2024</w:t>
     </w:r>
   </w:p>
 </w:ftr>
